--- a/策划书.docx
+++ b/策划书.docx
@@ -76,40 +76,48 @@
       <w:pPr>
         <w:bidi w:val="0"/>
         <w:rPr>
-          <w:rFonts w:hint="default"/>
-        </w:rPr>
-      </w:pPr>
-      <w:r>
-        <w:rPr>
-          <w:rFonts w:hint="default"/>
-        </w:rPr>
-        <w:t>游戏平台：PC端</w:t>
-      </w:r>
-    </w:p>
-    <w:p>
-      <w:pPr>
-        <w:bidi w:val="0"/>
-        <w:rPr>
-          <w:rFonts w:hint="default"/>
-        </w:rPr>
-      </w:pPr>
-    </w:p>
-    <w:p>
-      <w:pPr>
-        <w:pStyle w:val="4"/>
-        <w:bidi w:val="0"/>
-        <w:rPr>
-          <w:rFonts w:hint="default"/>
-        </w:rPr>
-      </w:pPr>
-      <w:r>
-        <w:rPr>
-          <w:rFonts w:hint="default"/>
-        </w:rPr>
-        <w:t>二、 故事背景</w:t>
-      </w:r>
+          <w:rFonts w:hint="default" w:eastAsiaTheme="minorEastAsia"/>
+          <w:lang w:val="en-US" w:eastAsia="zh-CN"/>
+        </w:rPr>
+      </w:pPr>
+      <w:r>
+        <w:rPr>
+          <w:rFonts w:hint="default"/>
+        </w:rPr>
+        <w:t>游戏平台：</w:t>
+      </w:r>
+      <w:r>
+        <w:rPr>
+          <w:rFonts w:hint="eastAsia"/>
+          <w:lang w:val="en-US" w:eastAsia="zh-CN"/>
+        </w:rPr>
+        <w:t>Windows、MacOS</w:t>
+      </w:r>
+    </w:p>
+    <w:p>
+      <w:pPr>
+        <w:bidi w:val="0"/>
+        <w:rPr>
+          <w:rFonts w:hint="default"/>
+        </w:rPr>
+      </w:pPr>
       <w:bookmarkStart w:id="0" w:name="_GoBack"/>
       <w:bookmarkEnd w:id="0"/>
+    </w:p>
+    <w:p>
+      <w:pPr>
+        <w:pStyle w:val="4"/>
+        <w:bidi w:val="0"/>
+        <w:rPr>
+          <w:rFonts w:hint="default"/>
+        </w:rPr>
+      </w:pPr>
+      <w:r>
+        <w:rPr>
+          <w:rFonts w:hint="default"/>
+        </w:rPr>
+        <w:t>二、 故事背景</w:t>
+      </w:r>
     </w:p>
     <w:p>
       <w:pPr>
